--- a/pw-04-citation-and-literature-review/pw-04-citation-and-literature-review.docx
+++ b/pw-04-citation-and-literature-review/pw-04-citation-and-literature-review.docx
@@ -239,7 +239,13 @@
         <w:t xml:space="preserve"> </w:t>
       </w:r>
       <w:r>
-        <w:t xml:space="preserve">____________________</w:t>
+        <w:t xml:space="preserve">Kulush</w:t>
+      </w:r>
+      <w:r>
+        <w:t xml:space="preserve"> </w:t>
+      </w:r>
+      <w:r>
+        <w:t xml:space="preserve">Askhat</w:t>
       </w:r>
       <w:r>
         <w:t xml:space="preserve"> </w:t>
@@ -257,7 +263,7 @@
         <w:t xml:space="preserve"> </w:t>
       </w:r>
       <w:r>
-        <w:t xml:space="preserve">________</w:t>
+        <w:t xml:space="preserve">IT1CCO-2402IS</w:t>
       </w:r>
       <w:r>
         <w:t xml:space="preserve"> </w:t>
